--- a/tests/n8PDF.Tests/Fixtures/Minimal/tables.docx
+++ b/tests/n8PDF.Tests/Fixtures/Minimal/tables.docx
@@ -17,7 +17,6 @@
     <w:tbl>
       <w:tblPr>
         <w:tblW w:w="9360" w:type="dxa"/>
-        <w:tblLayout w:type="fixed"/>
         <w:tblBorders>
           <w:top w:val="single" w:sz="4" w:color="000000"/>
           <w:left w:val="single" w:sz="4" w:color="000000"/>
@@ -26,6 +25,7 @@
           <w:insideH w:val="single" w:sz="4" w:color="000000"/>
           <w:insideV w:val="single" w:sz="4" w:color="000000"/>
         </w:tblBorders>
+        <w:tblLayout w:type="fixed"/>
       </w:tblPr>
       <w:tblGrid>
         <w:gridCol w:w="3120"/>

--- a/tests/n8PDF.Tests/Fixtures/Minimal/tables.docx
+++ b/tests/n8PDF.Tests/Fixtures/Minimal/tables.docx
@@ -1,6 +1,6 @@
 
 <file path=word/document.xml><?xml version="1.0" encoding="utf-8"?>
-<w:document xmlns:w="http://schemas.openxmlformats.org/wordprocessingml/2006/main" xmlns:r="http://schemas.openxmlformats.org/officeDocument/2006/relationships" xmlns:wp="http://schemas.openxmlformats.org/drawingml/2006/wordprocessingDrawing" xmlns:a="http://schemas.openxmlformats.org/drawingml/2006/main">
+<w:document xmlns:w="http://schemas.openxmlformats.org/wordprocessingml/2006/main" xmlns:r="http://schemas.openxmlformats.org/officeDocument/2006/relationships" xmlns:wp="http://schemas.openxmlformats.org/drawingml/2006/wordprocessingDrawing" xmlns:a="http://schemas.openxmlformats.org/drawingml/2006/main" xmlns:mc="http://schemas.openxmlformats.org/markup-compatibility/2006" xmlns:wps="http://schemas.microsoft.com/office/word/2010/wordprocessingShape">
   <w:body>
     <w:p>
       <w:pPr>

--- a/tests/n8PDF.Tests/Fixtures/Minimal/tables.docx
+++ b/tests/n8PDF.Tests/Fixtures/Minimal/tables.docx
@@ -1,6 +1,6 @@
 
 <file path=word/document.xml><?xml version="1.0" encoding="utf-8"?>
-<w:document xmlns:w="http://schemas.openxmlformats.org/wordprocessingml/2006/main" xmlns:r="http://schemas.openxmlformats.org/officeDocument/2006/relationships" xmlns:wp="http://schemas.openxmlformats.org/drawingml/2006/wordprocessingDrawing" xmlns:a="http://schemas.openxmlformats.org/drawingml/2006/main" xmlns:mc="http://schemas.openxmlformats.org/markup-compatibility/2006" xmlns:wps="http://schemas.microsoft.com/office/word/2010/wordprocessingShape">
+<w:document xmlns:w="http://schemas.openxmlformats.org/wordprocessingml/2006/main" xmlns:r="http://schemas.openxmlformats.org/officeDocument/2006/relationships" xmlns:wp="http://schemas.openxmlformats.org/drawingml/2006/wordprocessingDrawing" xmlns:a="http://schemas.openxmlformats.org/drawingml/2006/main" xmlns:mc="http://schemas.openxmlformats.org/markup-compatibility/2006" xmlns:wps="http://schemas.microsoft.com/office/word/2010/wordprocessingShape" xmlns:v="urn:schemas-microsoft-com:vml" xmlns:o="urn:schemas-microsoft-com:office:office" xmlns:w10="urn:schemas-microsoft-com:office:word">
   <w:body>
     <w:p>
       <w:pPr>

--- a/tests/n8PDF.Tests/Fixtures/Minimal/tables.docx
+++ b/tests/n8PDF.Tests/Fixtures/Minimal/tables.docx
@@ -1,6 +1,6 @@
 
 <file path=word/document.xml><?xml version="1.0" encoding="utf-8"?>
-<w:document xmlns:w="http://schemas.openxmlformats.org/wordprocessingml/2006/main" xmlns:r="http://schemas.openxmlformats.org/officeDocument/2006/relationships" xmlns:wp="http://schemas.openxmlformats.org/drawingml/2006/wordprocessingDrawing" xmlns:a="http://schemas.openxmlformats.org/drawingml/2006/main" xmlns:mc="http://schemas.openxmlformats.org/markup-compatibility/2006" xmlns:wps="http://schemas.microsoft.com/office/word/2010/wordprocessingShape" xmlns:v="urn:schemas-microsoft-com:vml" xmlns:o="urn:schemas-microsoft-com:office:office" xmlns:w10="urn:schemas-microsoft-com:office:word">
+<w:document xmlns:w="http://schemas.openxmlformats.org/wordprocessingml/2006/main" xmlns:r="http://schemas.openxmlformats.org/officeDocument/2006/relationships" xmlns:wp="http://schemas.openxmlformats.org/drawingml/2006/wordprocessingDrawing" xmlns:a="http://schemas.openxmlformats.org/drawingml/2006/main" xmlns:mc="http://schemas.openxmlformats.org/markup-compatibility/2006" xmlns:wps="http://schemas.microsoft.com/office/word/2010/wordprocessingShape" xmlns:v="urn:schemas-microsoft-com:vml" xmlns:o="urn:schemas-microsoft-com:office:office" xmlns:w10="urn:schemas-microsoft-com:office:word" xmlns:m="http://schemas.openxmlformats.org/officeDocument/2006/math">
   <w:body>
     <w:p>
       <w:pPr>
